--- a/04_支援会社提出パッケージ/01_規程Word/稟議規程_ドラフト.docx
+++ b/04_支援会社提出パッケージ/01_規程Word/稟議規程_ドラフト.docx
@@ -656,7 +656,7 @@
           <w:b w:val="0"/>
           <w:i w:val="0"/>
         </w:rPr>
-        <w:t>契約締結に関する稟議は、塚原による契約内容の確認を経たうえで、代表取締役社長が最終決裁する。</w:t>
+        <w:t>契約締結に関する稟議は、管理部が主管し、必要に応じて塚原（業務委託）による契約内容の確認支援を経たうえで、代表取締役社長が最終決裁する。</w:t>
       </w:r>
     </w:p>
     <w:p>
@@ -1130,7 +1130,7 @@
           <w:b w:val="0"/>
           <w:i w:val="0"/>
         </w:rPr>
-        <w:t>契約書は塚原確認後、伊藤翔が最終押印又は電子署名を行う。</w:t>
+        <w:t>契約書は管理部主管で確認し、必要に応じて塚原（業務委託）が確認支援を行った後、伊藤翔が最終押印又は電子署名を行う。</w:t>
       </w:r>
     </w:p>
     <w:p>
